--- a/public/docs/schools-au/teacher-pack/parent-note.docx
+++ b/public/docs/schools-au/teacher-pack/parent-note.docx
@@ -176,6 +176,55 @@
       </w:pPr>
       <w:r>
         <w:t xml:space="preserve">A local class summary for pilot evidence</w:t>
+      </w:r>
+    </w:p>
+    <w:p>
+      <w:pPr>
+        <w:spacing w:after="80" w:before="80"/>
+      </w:pPr>
+    </w:p>
+    <w:p>
+      <w:pPr>
+        <w:pStyle w:val="Heading2"/>
+      </w:pPr>
+      <w:r>
+        <w:t xml:space="preserve">How Participation Works</w:t>
+      </w:r>
+    </w:p>
+    <w:p>
+      <w:pPr>
+        <w:pStyle w:val="ListParagraph"/>
+        <w:numPr>
+          <w:ilvl w:val="0"/>
+          <w:numId w:val="2"/>
+        </w:numPr>
+      </w:pPr>
+      <w:r>
+        <w:t xml:space="preserve">The default pilot pack assumes parent/carer opt-in before direct student use.</w:t>
+      </w:r>
+    </w:p>
+    <w:p>
+      <w:pPr>
+        <w:pStyle w:val="ListParagraph"/>
+        <w:numPr>
+          <w:ilvl w:val="0"/>
+          <w:numId w:val="2"/>
+        </w:numPr>
+      </w:pPr>
+      <w:r>
+        <w:t xml:space="preserve">If a school uses a different approved local process, it should explain that clearly before classroom use.</w:t>
+      </w:r>
+    </w:p>
+    <w:p>
+      <w:pPr>
+        <w:pStyle w:val="ListParagraph"/>
+        <w:numPr>
+          <w:ilvl w:val="0"/>
+          <w:numId w:val="2"/>
+        </w:numPr>
+      </w:pPr>
+      <w:r>
+        <w:t xml:space="preserve">Students who are not the primary device user can still join through observation, discussion, or teacher-provided alternatives.</w:t>
       </w:r>
     </w:p>
     <w:p>

--- a/public/docs/schools-au/teacher-pack/parent-note.docx
+++ b/public/docs/schools-au/teacher-pack/parent-note.docx
@@ -90,19 +90,7 @@
         </w:numPr>
       </w:pPr>
       <w:r>
-        <w:t xml:space="preserve">No student account</w:t>
-      </w:r>
-    </w:p>
-    <w:p>
-      <w:pPr>
-        <w:pStyle w:val="ListParagraph"/>
-        <w:numPr>
-          <w:ilvl w:val="0"/>
-          <w:numId w:val="2"/>
-        </w:numPr>
-      </w:pPr>
-      <w:r>
-        <w:t xml:space="preserve">No student email</w:t>
+        <w:t xml:space="preserve">No student account, student email, real name, photo or login is required by the classroom build.</w:t>
       </w:r>
     </w:p>
     <w:p>
@@ -131,6 +119,30 @@
     </w:p>
     <w:p>
       <w:pPr>
+        <w:pStyle w:val="ListParagraph"/>
+        <w:numPr>
+          <w:ilvl w:val="0"/>
+          <w:numId w:val="2"/>
+        </w:numPr>
+      </w:pPr>
+      <w:r>
+        <w:t xml:space="preserve">No advertising is loaded on MetaPet School classroom routes.</w:t>
+      </w:r>
+    </w:p>
+    <w:p>
+      <w:pPr>
+        <w:pStyle w:val="ListParagraph"/>
+        <w:numPr>
+          <w:ilvl w:val="0"/>
+          <w:numId w:val="2"/>
+        </w:numPr>
+      </w:pPr>
+      <w:r>
+        <w:t xml:space="preserve">Classroom routes do not load consumer product analytics or behavioural tracking.</w:t>
+      </w:r>
+    </w:p>
+    <w:p>
+      <w:pPr>
         <w:spacing w:after="80" w:before="80"/>
       </w:pPr>
     </w:p>
@@ -245,7 +257,7 @@
         <w:spacing w:after="120"/>
       </w:pPr>
       <w:r>
-        <w:t xml:space="preserve">The current pilot setup uses short local retention and teacher-controlled deletion. Teachers can clear local classroom data at any time.</w:t>
+        <w:t xml:space="preserve">Classroom record contents stay in this browser on this device during routine use. Routine classroom use does not submit classroom-record contents to B$S. The hosting provider still receives ordinary page requests, and a deliberate teacher export leaves the browser. After 35 days without use, expired classroom records are removed when a school route next opens; a website cannot erase browser storage while it is closed. The supervising adult can delete the covered classroom records immediately from the local-data controls or by clearing this site's browser data.</w:t>
       </w:r>
     </w:p>
     <w:p>
